--- a/docs/downloads/agitation-or-unmet-need.docx
+++ b/docs/downloads/agitation-or-unmet-need.docx
@@ -503,7 +503,7 @@
           <w:color w:val="102A43"/>
           <w:sz w:val="21"/>
         </w:rPr>
-        <w:t xml:space="preserve"> Non-drug de-escalation and treatment of causes should be tried first where possible. Any medication or restrictive-intervention decision requires an appropriately authorised clinician, an individual risk-benefit assessment, the least restrictive approach and current law, guidance and local policy. If haloperidol is considered for an older person, apply the current MHRA cautions and contraindications, including relevant cardiac, electrolyte, neurological and medicine review. Use the emergency response if there is immediate danger or severe clinical deterioration.</w:t>
+        <w:t xml:space="preserve"> Non-drug de-escalation and treatment of causes should be tried first where possible. A medicine decision requires an appropriately qualified prescriber and an individual risk-benefit assessment. Any restrictive practice must be necessary, proportionate, lawful, time-limited and documented; address capacity, consent or best-interests requirements under applicable law and policy, review continuously and stop at the earliest opportunity. If haloperidol is considered for an older person, apply current MHRA cautions and contraindications. Use the emergency response for immediate danger or severe clinical deterioration.</w:t>
       </w:r>
     </w:p>
     <w:p>

--- a/docs/downloads/agitation-or-unmet-need.docx
+++ b/docs/downloads/agitation-or-unmet-need.docx
@@ -649,7 +649,7 @@
         <w:color w:val="334E68"/>
         <w:sz w:val="15"/>
       </w:rPr>
-      <w:t>deliriumdownloads.com · Template v0.9 · 7 August 2026 · Human clinical review required</w:t>
+      <w:t>deliriumdownloads.com · Template v0.9 · 8 August 2026 · Human clinical review required</w:t>
     </w:r>
     <w:r>
       <w:tab/>
